--- a/_tables/tbl-sec-lm-esiq-calc-total-child.docx
+++ b/_tables/tbl-sec-lm-esiq-calc-total-child.docx
@@ -555,7 +555,7 @@
                 <w:rFonts w:ascii="Calibri" w:hAnsi="Calibri"/>
                 <w:sz w:val="20"/>
               </w:rPr>
-              <w:t xml:space="default">1·43 to 8·70</w:t>
+              <w:t xml:space="default">1·43, 8·71</w:t>
             </w:r>
           </w:p>
         </w:tc>
@@ -1003,31 +1003,31 @@
                 <w:rFonts w:ascii="Calibri" w:hAnsi="Calibri"/>
                 <w:sz w:val="20"/>
               </w:rPr>
-              <w:t xml:space="default">0·39 to 2·78</w:t>
-            </w:r>
-          </w:p>
-        </w:tc>
-        <w:tc>
-          <w:tcPr>
-            <w:tcBorders>
-              <w:top w:val="single" w:space="0" w:color="D3D3D3"/>
-              <w:bottom w:val="single" w:space="0" w:color="D3D3D3"/>
-              <w:start w:val="single" w:space="0" w:color="D3D3D3"/>
-              <w:end w:val="single" w:space="0" w:color="D3D3D3"/>
-            </w:tcBorders>
-          </w:tcPr>
-          <w:p>
-            <w:pPr>
-              <w:spacing w:before="0" w:after="60"/>
-              <w:keepNext/>
-              <w:jc w:val="center"/>
-            </w:pPr>
-            <w:r>
-              <w:rPr>
-                <w:rFonts w:ascii="Calibri" w:hAnsi="Calibri"/>
-                <w:sz w:val="20"/>
-              </w:rPr>
-              <w:t xml:space="default">0.936</w:t>
+              <w:t xml:space="default">0·39, 2·76</w:t>
+            </w:r>
+          </w:p>
+        </w:tc>
+        <w:tc>
+          <w:tcPr>
+            <w:tcBorders>
+              <w:top w:val="single" w:space="0" w:color="D3D3D3"/>
+              <w:bottom w:val="single" w:space="0" w:color="D3D3D3"/>
+              <w:start w:val="single" w:space="0" w:color="D3D3D3"/>
+              <w:end w:val="single" w:space="0" w:color="D3D3D3"/>
+            </w:tcBorders>
+          </w:tcPr>
+          <w:p>
+            <w:pPr>
+              <w:spacing w:before="0" w:after="60"/>
+              <w:keepNext/>
+              <w:jc w:val="center"/>
+            </w:pPr>
+            <w:r>
+              <w:rPr>
+                <w:rFonts w:ascii="Calibri" w:hAnsi="Calibri"/>
+                <w:sz w:val="20"/>
+              </w:rPr>
+              <w:t xml:space="default">0.939</w:t>
             </w:r>
           </w:p>
         </w:tc>
@@ -1427,55 +1427,55 @@
                 <w:rFonts w:ascii="Calibri" w:hAnsi="Calibri"/>
                 <w:sz w:val="20"/>
               </w:rPr>
-              <w:t xml:space="default">1·34</w:t>
-            </w:r>
-          </w:p>
-        </w:tc>
-        <w:tc>
-          <w:tcPr>
-            <w:tcBorders>
-              <w:top w:val="single" w:space="0" w:color="D3D3D3"/>
-              <w:bottom w:val="single" w:space="0" w:color="D3D3D3"/>
-              <w:start w:val="single" w:space="0" w:color="D3D3D3"/>
-              <w:end w:val="single" w:space="0" w:color="D3D3D3"/>
-            </w:tcBorders>
-          </w:tcPr>
-          <w:p>
-            <w:pPr>
-              <w:spacing w:before="0" w:after="60"/>
-              <w:keepNext/>
-              <w:jc w:val="center"/>
-            </w:pPr>
-            <w:r>
-              <w:rPr>
-                <w:rFonts w:ascii="Calibri" w:hAnsi="Calibri"/>
-                <w:sz w:val="20"/>
-              </w:rPr>
-              <w:t xml:space="default">0·40 to 4·49</w:t>
-            </w:r>
-          </w:p>
-        </w:tc>
-        <w:tc>
-          <w:tcPr>
-            <w:tcBorders>
-              <w:top w:val="single" w:space="0" w:color="D3D3D3"/>
-              <w:bottom w:val="single" w:space="0" w:color="D3D3D3"/>
-              <w:start w:val="single" w:space="0" w:color="D3D3D3"/>
-              <w:end w:val="single" w:space="0" w:color="D3D3D3"/>
-            </w:tcBorders>
-          </w:tcPr>
-          <w:p>
-            <w:pPr>
-              <w:spacing w:before="0" w:after="60"/>
-              <w:keepNext/>
-              <w:jc w:val="center"/>
-            </w:pPr>
-            <w:r>
-              <w:rPr>
-                <w:rFonts w:ascii="Calibri" w:hAnsi="Calibri"/>
-                <w:sz w:val="20"/>
-              </w:rPr>
-              <w:t xml:space="default">0.635</w:t>
+              <w:t xml:space="default">1·36</w:t>
+            </w:r>
+          </w:p>
+        </w:tc>
+        <w:tc>
+          <w:tcPr>
+            <w:tcBorders>
+              <w:top w:val="single" w:space="0" w:color="D3D3D3"/>
+              <w:bottom w:val="single" w:space="0" w:color="D3D3D3"/>
+              <w:start w:val="single" w:space="0" w:color="D3D3D3"/>
+              <w:end w:val="single" w:space="0" w:color="D3D3D3"/>
+            </w:tcBorders>
+          </w:tcPr>
+          <w:p>
+            <w:pPr>
+              <w:spacing w:before="0" w:after="60"/>
+              <w:keepNext/>
+              <w:jc w:val="center"/>
+            </w:pPr>
+            <w:r>
+              <w:rPr>
+                <w:rFonts w:ascii="Calibri" w:hAnsi="Calibri"/>
+                <w:sz w:val="20"/>
+              </w:rPr>
+              <w:t xml:space="default">0·41, 4·51</w:t>
+            </w:r>
+          </w:p>
+        </w:tc>
+        <w:tc>
+          <w:tcPr>
+            <w:tcBorders>
+              <w:top w:val="single" w:space="0" w:color="D3D3D3"/>
+              <w:bottom w:val="single" w:space="0" w:color="D3D3D3"/>
+              <w:start w:val="single" w:space="0" w:color="D3D3D3"/>
+              <w:end w:val="single" w:space="0" w:color="D3D3D3"/>
+            </w:tcBorders>
+          </w:tcPr>
+          <w:p>
+            <w:pPr>
+              <w:spacing w:before="0" w:after="60"/>
+              <w:keepNext/>
+              <w:jc w:val="center"/>
+            </w:pPr>
+            <w:r>
+              <w:rPr>
+                <w:rFonts w:ascii="Calibri" w:hAnsi="Calibri"/>
+                <w:sz w:val="20"/>
+              </w:rPr>
+              <w:t xml:space="default">0.611</w:t>
             </w:r>
           </w:p>
         </w:tc>
@@ -1702,7 +1702,7 @@
                 <w:rFonts w:ascii="Calibri" w:hAnsi="Calibri"/>
                 <w:sz w:val="20"/>
               </w:rPr>
-              <w:t xml:space="default">59</w:t>
+              <w:t xml:space="default">60</w:t>
             </w:r>
           </w:p>
         </w:tc>
@@ -1851,79 +1851,79 @@
                 <w:rFonts w:ascii="Calibri" w:hAnsi="Calibri"/>
                 <w:sz w:val="20"/>
               </w:rPr>
-              <w:t xml:space="default">36</w:t>
-            </w:r>
-          </w:p>
-        </w:tc>
-        <w:tc>
-          <w:tcPr>
-            <w:tcBorders>
-              <w:top w:val="single" w:space="0" w:color="D3D3D3"/>
-              <w:bottom w:val="single" w:space="0" w:color="D3D3D3"/>
-              <w:start w:val="single" w:space="0" w:color="D3D3D3"/>
-              <w:end w:val="single" w:space="0" w:color="D3D3D3"/>
-            </w:tcBorders>
-          </w:tcPr>
-          <w:p>
-            <w:pPr>
-              <w:spacing w:before="0" w:after="60"/>
-              <w:keepNext/>
-              <w:jc w:val="center"/>
-            </w:pPr>
-            <w:r>
-              <w:rPr>
-                <w:rFonts w:ascii="Calibri" w:hAnsi="Calibri"/>
-                <w:sz w:val="20"/>
-              </w:rPr>
-              <w:t xml:space="default">1·71</w:t>
-            </w:r>
-          </w:p>
-        </w:tc>
-        <w:tc>
-          <w:tcPr>
-            <w:tcBorders>
-              <w:top w:val="single" w:space="0" w:color="D3D3D3"/>
-              <w:bottom w:val="single" w:space="0" w:color="D3D3D3"/>
-              <w:start w:val="single" w:space="0" w:color="D3D3D3"/>
-              <w:end w:val="single" w:space="0" w:color="D3D3D3"/>
-            </w:tcBorders>
-          </w:tcPr>
-          <w:p>
-            <w:pPr>
-              <w:spacing w:before="0" w:after="60"/>
-              <w:keepNext/>
-              <w:jc w:val="center"/>
-            </w:pPr>
-            <w:r>
-              <w:rPr>
-                <w:rFonts w:ascii="Calibri" w:hAnsi="Calibri"/>
-                <w:sz w:val="20"/>
-              </w:rPr>
-              <w:t xml:space="default">0·67 to 4·42</w:t>
-            </w:r>
-          </w:p>
-        </w:tc>
-        <w:tc>
-          <w:tcPr>
-            <w:tcBorders>
-              <w:top w:val="single" w:space="0" w:color="D3D3D3"/>
-              <w:bottom w:val="single" w:space="0" w:color="D3D3D3"/>
-              <w:start w:val="single" w:space="0" w:color="D3D3D3"/>
-              <w:end w:val="single" w:space="0" w:color="D3D3D3"/>
-            </w:tcBorders>
-          </w:tcPr>
-          <w:p>
-            <w:pPr>
-              <w:spacing w:before="0" w:after="60"/>
-              <w:keepNext/>
-              <w:jc w:val="center"/>
-            </w:pPr>
-            <w:r>
-              <w:rPr>
-                <w:rFonts w:ascii="Calibri" w:hAnsi="Calibri"/>
-                <w:sz w:val="20"/>
-              </w:rPr>
-              <w:t xml:space="default">0.264</w:t>
+              <w:t xml:space="default">35</w:t>
+            </w:r>
+          </w:p>
+        </w:tc>
+        <w:tc>
+          <w:tcPr>
+            <w:tcBorders>
+              <w:top w:val="single" w:space="0" w:color="D3D3D3"/>
+              <w:bottom w:val="single" w:space="0" w:color="D3D3D3"/>
+              <w:start w:val="single" w:space="0" w:color="D3D3D3"/>
+              <w:end w:val="single" w:space="0" w:color="D3D3D3"/>
+            </w:tcBorders>
+          </w:tcPr>
+          <w:p>
+            <w:pPr>
+              <w:spacing w:before="0" w:after="60"/>
+              <w:keepNext/>
+              <w:jc w:val="center"/>
+            </w:pPr>
+            <w:r>
+              <w:rPr>
+                <w:rFonts w:ascii="Calibri" w:hAnsi="Calibri"/>
+                <w:sz w:val="20"/>
+              </w:rPr>
+              <w:t xml:space="default">1·73</w:t>
+            </w:r>
+          </w:p>
+        </w:tc>
+        <w:tc>
+          <w:tcPr>
+            <w:tcBorders>
+              <w:top w:val="single" w:space="0" w:color="D3D3D3"/>
+              <w:bottom w:val="single" w:space="0" w:color="D3D3D3"/>
+              <w:start w:val="single" w:space="0" w:color="D3D3D3"/>
+              <w:end w:val="single" w:space="0" w:color="D3D3D3"/>
+            </w:tcBorders>
+          </w:tcPr>
+          <w:p>
+            <w:pPr>
+              <w:spacing w:before="0" w:after="60"/>
+              <w:keepNext/>
+              <w:jc w:val="center"/>
+            </w:pPr>
+            <w:r>
+              <w:rPr>
+                <w:rFonts w:ascii="Calibri" w:hAnsi="Calibri"/>
+                <w:sz w:val="20"/>
+              </w:rPr>
+              <w:t xml:space="default">0·69, 4·43</w:t>
+            </w:r>
+          </w:p>
+        </w:tc>
+        <w:tc>
+          <w:tcPr>
+            <w:tcBorders>
+              <w:top w:val="single" w:space="0" w:color="D3D3D3"/>
+              <w:bottom w:val="single" w:space="0" w:color="D3D3D3"/>
+              <w:start w:val="single" w:space="0" w:color="D3D3D3"/>
+              <w:end w:val="single" w:space="0" w:color="D3D3D3"/>
+            </w:tcBorders>
+          </w:tcPr>
+          <w:p>
+            <w:pPr>
+              <w:spacing w:before="0" w:after="60"/>
+              <w:keepNext/>
+              <w:jc w:val="center"/>
+            </w:pPr>
+            <w:r>
+              <w:rPr>
+                <w:rFonts w:ascii="Calibri" w:hAnsi="Calibri"/>
+                <w:sz w:val="20"/>
+              </w:rPr>
+              <w:t xml:space="default">0.248</w:t>
             </w:r>
           </w:p>
         </w:tc>
@@ -2025,55 +2025,55 @@
                 <w:rFonts w:ascii="Calibri" w:hAnsi="Calibri"/>
                 <w:sz w:val="20"/>
               </w:rPr>
-              <w:t xml:space="default">0·82</w:t>
-            </w:r>
-          </w:p>
-        </w:tc>
-        <w:tc>
-          <w:tcPr>
-            <w:tcBorders>
-              <w:top w:val="single" w:space="0" w:color="D3D3D3"/>
-              <w:bottom w:val="single" w:space="0" w:color="D3D3D3"/>
-              <w:start w:val="single" w:space="0" w:color="D3D3D3"/>
-              <w:end w:val="single" w:space="0" w:color="D3D3D3"/>
-            </w:tcBorders>
-          </w:tcPr>
-          <w:p>
-            <w:pPr>
-              <w:spacing w:before="0" w:after="60"/>
-              <w:keepNext/>
-              <w:jc w:val="center"/>
-            </w:pPr>
-            <w:r>
-              <w:rPr>
-                <w:rFonts w:ascii="Calibri" w:hAnsi="Calibri"/>
-                <w:sz w:val="20"/>
-              </w:rPr>
-              <w:t xml:space="default">0·55 to 1·22</w:t>
-            </w:r>
-          </w:p>
-        </w:tc>
-        <w:tc>
-          <w:tcPr>
-            <w:tcBorders>
-              <w:top w:val="single" w:space="0" w:color="D3D3D3"/>
-              <w:bottom w:val="single" w:space="0" w:color="D3D3D3"/>
-              <w:start w:val="single" w:space="0" w:color="D3D3D3"/>
-              <w:end w:val="single" w:space="0" w:color="D3D3D3"/>
-            </w:tcBorders>
-          </w:tcPr>
-          <w:p>
-            <w:pPr>
-              <w:spacing w:before="0" w:after="60"/>
-              <w:keepNext/>
-              <w:jc w:val="center"/>
-            </w:pPr>
-            <w:r>
-              <w:rPr>
-                <w:rFonts w:ascii="Calibri" w:hAnsi="Calibri"/>
-                <w:sz w:val="20"/>
-              </w:rPr>
-              <w:t xml:space="default">0.334</w:t>
+              <w:t xml:space="default">0·81</w:t>
+            </w:r>
+          </w:p>
+        </w:tc>
+        <w:tc>
+          <w:tcPr>
+            <w:tcBorders>
+              <w:top w:val="single" w:space="0" w:color="D3D3D3"/>
+              <w:bottom w:val="single" w:space="0" w:color="D3D3D3"/>
+              <w:start w:val="single" w:space="0" w:color="D3D3D3"/>
+              <w:end w:val="single" w:space="0" w:color="D3D3D3"/>
+            </w:tcBorders>
+          </w:tcPr>
+          <w:p>
+            <w:pPr>
+              <w:spacing w:before="0" w:after="60"/>
+              <w:keepNext/>
+              <w:jc w:val="center"/>
+            </w:pPr>
+            <w:r>
+              <w:rPr>
+                <w:rFonts w:ascii="Calibri" w:hAnsi="Calibri"/>
+                <w:sz w:val="20"/>
+              </w:rPr>
+              <w:t xml:space="default">0·54, 1·21</w:t>
+            </w:r>
+          </w:p>
+        </w:tc>
+        <w:tc>
+          <w:tcPr>
+            <w:tcBorders>
+              <w:top w:val="single" w:space="0" w:color="D3D3D3"/>
+              <w:bottom w:val="single" w:space="0" w:color="D3D3D3"/>
+              <w:start w:val="single" w:space="0" w:color="D3D3D3"/>
+              <w:end w:val="single" w:space="0" w:color="D3D3D3"/>
+            </w:tcBorders>
+          </w:tcPr>
+          <w:p>
+            <w:pPr>
+              <w:spacing w:before="0" w:after="60"/>
+              <w:keepNext/>
+              <w:jc w:val="center"/>
+            </w:pPr>
+            <w:r>
+              <w:rPr>
+                <w:rFonts w:ascii="Calibri" w:hAnsi="Calibri"/>
+                <w:sz w:val="20"/>
+              </w:rPr>
+              <w:t xml:space="default">0.302</w:t>
             </w:r>
           </w:p>
         </w:tc>

--- a/_tables/tbl-sec-lm-esiq-calc-total-child.docx
+++ b/_tables/tbl-sec-lm-esiq-calc-total-child.docx
@@ -131,7 +131,7 @@
                 <w:rFonts w:ascii="Calibri" w:hAnsi="Calibri"/>
                 <w:sz w:val="20"/>
               </w:rPr>
-              <w:t xml:space="preserve">p-value</w:t>
+              <w:t xml:space="preserve">p</w:t>
             </w:r>
           </w:p>
         </w:tc>
@@ -155,7 +155,7 @@
                 <w:rFonts w:ascii="Calibri" w:hAnsi="Calibri"/>
                 <w:sz w:val="20"/>
               </w:rPr>
-              <w:t xml:space="preserve">adjusted p value</w:t>
+              <w:t xml:space="preserve">q</w:t>
             </w:r>
           </w:p>
         </w:tc>
@@ -185,7 +185,7 @@
                 <w:sz w:val="20"/>
                 <w:b w:val="true"/>
               </w:rPr>
-              <w:t xml:space="default">treatment</w:t>
+              <w:t xml:space="default">Treatment</w:t>
             </w:r>
           </w:p>
         </w:tc>
@@ -555,31 +555,31 @@
                 <w:rFonts w:ascii="Calibri" w:hAnsi="Calibri"/>
                 <w:sz w:val="20"/>
               </w:rPr>
-              <w:t xml:space="default">1·43, 8·71</w:t>
-            </w:r>
-          </w:p>
-        </w:tc>
-        <w:tc>
-          <w:tcPr>
-            <w:tcBorders>
-              <w:top w:val="single" w:space="0" w:color="D3D3D3"/>
-              <w:bottom w:val="single" w:space="0" w:color="D3D3D3"/>
-              <w:start w:val="single" w:space="0" w:color="D3D3D3"/>
-              <w:end w:val="single" w:space="0" w:color="D3D3D3"/>
-            </w:tcBorders>
-          </w:tcPr>
-          <w:p>
-            <w:pPr>
-              <w:spacing w:before="0" w:after="60"/>
-              <w:keepNext/>
-              <w:jc w:val="center"/>
-            </w:pPr>
-            <w:r>
-              <w:rPr>
-                <w:rFonts w:ascii="Calibri" w:hAnsi="Calibri"/>
-                <w:sz w:val="20"/>
-              </w:rPr>
-              <w:t xml:space="default">0.007</w:t>
+              <w:t xml:space="default">1·43 to 8·71</w:t>
+            </w:r>
+          </w:p>
+        </w:tc>
+        <w:tc>
+          <w:tcPr>
+            <w:tcBorders>
+              <w:top w:val="single" w:space="0" w:color="D3D3D3"/>
+              <w:bottom w:val="single" w:space="0" w:color="D3D3D3"/>
+              <w:start w:val="single" w:space="0" w:color="D3D3D3"/>
+              <w:end w:val="single" w:space="0" w:color="D3D3D3"/>
+            </w:tcBorders>
+          </w:tcPr>
+          <w:p>
+            <w:pPr>
+              <w:spacing w:before="0" w:after="60"/>
+              <w:keepNext/>
+              <w:jc w:val="center"/>
+            </w:pPr>
+            <w:r>
+              <w:rPr>
+                <w:rFonts w:ascii="Calibri" w:hAnsi="Calibri"/>
+                <w:sz w:val="20"/>
+              </w:rPr>
+              <w:t xml:space="default">0·0072</w:t>
             </w:r>
           </w:p>
         </w:tc>
@@ -782,7 +782,7 @@
                 <w:rFonts w:ascii="Calibri" w:hAnsi="Calibri"/>
                 <w:sz w:val="20"/>
               </w:rPr>
-              <w:t xml:space="default">    Hands-on (at least one conviction §176 ff StGB)</w:t>
+              <w:t xml:space="default">    Contact (at least one conviction §176 ff StGB)</w:t>
             </w:r>
           </w:p>
         </w:tc>
@@ -931,7 +931,7 @@
                 <w:rFonts w:ascii="Calibri" w:hAnsi="Calibri"/>
                 <w:sz w:val="20"/>
               </w:rPr>
-              <w:t xml:space="default">    Hands-off (only §184b StGB)</w:t>
+              <w:t xml:space="default">    Non-contact (only §184b StGB)</w:t>
             </w:r>
           </w:p>
         </w:tc>
@@ -1003,55 +1003,55 @@
                 <w:rFonts w:ascii="Calibri" w:hAnsi="Calibri"/>
                 <w:sz w:val="20"/>
               </w:rPr>
-              <w:t xml:space="default">0·39, 2·76</w:t>
-            </w:r>
-          </w:p>
-        </w:tc>
-        <w:tc>
-          <w:tcPr>
-            <w:tcBorders>
-              <w:top w:val="single" w:space="0" w:color="D3D3D3"/>
-              <w:bottom w:val="single" w:space="0" w:color="D3D3D3"/>
-              <w:start w:val="single" w:space="0" w:color="D3D3D3"/>
-              <w:end w:val="single" w:space="0" w:color="D3D3D3"/>
-            </w:tcBorders>
-          </w:tcPr>
-          <w:p>
-            <w:pPr>
-              <w:spacing w:before="0" w:after="60"/>
-              <w:keepNext/>
-              <w:jc w:val="center"/>
-            </w:pPr>
-            <w:r>
-              <w:rPr>
-                <w:rFonts w:ascii="Calibri" w:hAnsi="Calibri"/>
-                <w:sz w:val="20"/>
-              </w:rPr>
-              <w:t xml:space="default">0.939</w:t>
-            </w:r>
-          </w:p>
-        </w:tc>
-        <w:tc>
-          <w:tcPr>
-            <w:tcBorders>
-              <w:top w:val="single" w:space="0" w:color="D3D3D3"/>
-              <w:bottom w:val="single" w:space="0" w:color="D3D3D3"/>
-              <w:start w:val="single" w:space="0" w:color="D3D3D3"/>
-              <w:end w:val="single" w:space="0" w:color="D3D3D3"/>
-            </w:tcBorders>
-          </w:tcPr>
-          <w:p>
-            <w:pPr>
-              <w:spacing w:before="0" w:after="60"/>
-              <w:keepNext/>
-              <w:jc w:val="center"/>
-            </w:pPr>
-            <w:r>
-              <w:rPr>
-                <w:rFonts w:ascii="Calibri" w:hAnsi="Calibri"/>
-                <w:sz w:val="20"/>
-              </w:rPr>
-              <w:t xml:space="default">1.000</w:t>
+              <w:t xml:space="default">0·39 to 2·76</w:t>
+            </w:r>
+          </w:p>
+        </w:tc>
+        <w:tc>
+          <w:tcPr>
+            <w:tcBorders>
+              <w:top w:val="single" w:space="0" w:color="D3D3D3"/>
+              <w:bottom w:val="single" w:space="0" w:color="D3D3D3"/>
+              <w:start w:val="single" w:space="0" w:color="D3D3D3"/>
+              <w:end w:val="single" w:space="0" w:color="D3D3D3"/>
+            </w:tcBorders>
+          </w:tcPr>
+          <w:p>
+            <w:pPr>
+              <w:spacing w:before="0" w:after="60"/>
+              <w:keepNext/>
+              <w:jc w:val="center"/>
+            </w:pPr>
+            <w:r>
+              <w:rPr>
+                <w:rFonts w:ascii="Calibri" w:hAnsi="Calibri"/>
+                <w:sz w:val="20"/>
+              </w:rPr>
+              <w:t xml:space="default">0·94</w:t>
+            </w:r>
+          </w:p>
+        </w:tc>
+        <w:tc>
+          <w:tcPr>
+            <w:tcBorders>
+              <w:top w:val="single" w:space="0" w:color="D3D3D3"/>
+              <w:bottom w:val="single" w:space="0" w:color="D3D3D3"/>
+              <w:start w:val="single" w:space="0" w:color="D3D3D3"/>
+              <w:end w:val="single" w:space="0" w:color="D3D3D3"/>
+            </w:tcBorders>
+          </w:tcPr>
+          <w:p>
+            <w:pPr>
+              <w:spacing w:before="0" w:after="60"/>
+              <w:keepNext/>
+              <w:jc w:val="center"/>
+            </w:pPr>
+            <w:r>
+              <w:rPr>
+                <w:rFonts w:ascii="Calibri" w:hAnsi="Calibri"/>
+                <w:sz w:val="20"/>
+              </w:rPr>
+              <w:t xml:space="default">1</w:t>
             </w:r>
           </w:p>
         </w:tc>
@@ -1451,55 +1451,55 @@
                 <w:rFonts w:ascii="Calibri" w:hAnsi="Calibri"/>
                 <w:sz w:val="20"/>
               </w:rPr>
-              <w:t xml:space="default">0·41, 4·51</w:t>
-            </w:r>
-          </w:p>
-        </w:tc>
-        <w:tc>
-          <w:tcPr>
-            <w:tcBorders>
-              <w:top w:val="single" w:space="0" w:color="D3D3D3"/>
-              <w:bottom w:val="single" w:space="0" w:color="D3D3D3"/>
-              <w:start w:val="single" w:space="0" w:color="D3D3D3"/>
-              <w:end w:val="single" w:space="0" w:color="D3D3D3"/>
-            </w:tcBorders>
-          </w:tcPr>
-          <w:p>
-            <w:pPr>
-              <w:spacing w:before="0" w:after="60"/>
-              <w:keepNext/>
-              <w:jc w:val="center"/>
-            </w:pPr>
-            <w:r>
-              <w:rPr>
-                <w:rFonts w:ascii="Calibri" w:hAnsi="Calibri"/>
-                <w:sz w:val="20"/>
-              </w:rPr>
-              <w:t xml:space="default">0.611</w:t>
-            </w:r>
-          </w:p>
-        </w:tc>
-        <w:tc>
-          <w:tcPr>
-            <w:tcBorders>
-              <w:top w:val="single" w:space="0" w:color="D3D3D3"/>
-              <w:bottom w:val="single" w:space="0" w:color="D3D3D3"/>
-              <w:start w:val="single" w:space="0" w:color="D3D3D3"/>
-              <w:end w:val="single" w:space="0" w:color="D3D3D3"/>
-            </w:tcBorders>
-          </w:tcPr>
-          <w:p>
-            <w:pPr>
-              <w:spacing w:before="0" w:after="60"/>
-              <w:keepNext/>
-              <w:jc w:val="center"/>
-            </w:pPr>
-            <w:r>
-              <w:rPr>
-                <w:rFonts w:ascii="Calibri" w:hAnsi="Calibri"/>
-                <w:sz w:val="20"/>
-              </w:rPr>
-              <w:t xml:space="default">1.000</w:t>
+              <w:t xml:space="default">0·41 to 4·51</w:t>
+            </w:r>
+          </w:p>
+        </w:tc>
+        <w:tc>
+          <w:tcPr>
+            <w:tcBorders>
+              <w:top w:val="single" w:space="0" w:color="D3D3D3"/>
+              <w:bottom w:val="single" w:space="0" w:color="D3D3D3"/>
+              <w:start w:val="single" w:space="0" w:color="D3D3D3"/>
+              <w:end w:val="single" w:space="0" w:color="D3D3D3"/>
+            </w:tcBorders>
+          </w:tcPr>
+          <w:p>
+            <w:pPr>
+              <w:spacing w:before="0" w:after="60"/>
+              <w:keepNext/>
+              <w:jc w:val="center"/>
+            </w:pPr>
+            <w:r>
+              <w:rPr>
+                <w:rFonts w:ascii="Calibri" w:hAnsi="Calibri"/>
+                <w:sz w:val="20"/>
+              </w:rPr>
+              <w:t xml:space="default">0·61</w:t>
+            </w:r>
+          </w:p>
+        </w:tc>
+        <w:tc>
+          <w:tcPr>
+            <w:tcBorders>
+              <w:top w:val="single" w:space="0" w:color="D3D3D3"/>
+              <w:bottom w:val="single" w:space="0" w:color="D3D3D3"/>
+              <w:start w:val="single" w:space="0" w:color="D3D3D3"/>
+              <w:end w:val="single" w:space="0" w:color="D3D3D3"/>
+            </w:tcBorders>
+          </w:tcPr>
+          <w:p>
+            <w:pPr>
+              <w:spacing w:before="0" w:after="60"/>
+              <w:keepNext/>
+              <w:jc w:val="center"/>
+            </w:pPr>
+            <w:r>
+              <w:rPr>
+                <w:rFonts w:ascii="Calibri" w:hAnsi="Calibri"/>
+                <w:sz w:val="20"/>
+              </w:rPr>
+              <w:t xml:space="default">1</w:t>
             </w:r>
           </w:p>
         </w:tc>
@@ -1899,55 +1899,55 @@
                 <w:rFonts w:ascii="Calibri" w:hAnsi="Calibri"/>
                 <w:sz w:val="20"/>
               </w:rPr>
-              <w:t xml:space="default">0·69, 4·43</w:t>
-            </w:r>
-          </w:p>
-        </w:tc>
-        <w:tc>
-          <w:tcPr>
-            <w:tcBorders>
-              <w:top w:val="single" w:space="0" w:color="D3D3D3"/>
-              <w:bottom w:val="single" w:space="0" w:color="D3D3D3"/>
-              <w:start w:val="single" w:space="0" w:color="D3D3D3"/>
-              <w:end w:val="single" w:space="0" w:color="D3D3D3"/>
-            </w:tcBorders>
-          </w:tcPr>
-          <w:p>
-            <w:pPr>
-              <w:spacing w:before="0" w:after="60"/>
-              <w:keepNext/>
-              <w:jc w:val="center"/>
-            </w:pPr>
-            <w:r>
-              <w:rPr>
-                <w:rFonts w:ascii="Calibri" w:hAnsi="Calibri"/>
-                <w:sz w:val="20"/>
-              </w:rPr>
-              <w:t xml:space="default">0.248</w:t>
-            </w:r>
-          </w:p>
-        </w:tc>
-        <w:tc>
-          <w:tcPr>
-            <w:tcBorders>
-              <w:top w:val="single" w:space="0" w:color="D3D3D3"/>
-              <w:bottom w:val="single" w:space="0" w:color="D3D3D3"/>
-              <w:start w:val="single" w:space="0" w:color="D3D3D3"/>
-              <w:end w:val="single" w:space="0" w:color="D3D3D3"/>
-            </w:tcBorders>
-          </w:tcPr>
-          <w:p>
-            <w:pPr>
-              <w:spacing w:before="0" w:after="60"/>
-              <w:keepNext/>
-              <w:jc w:val="center"/>
-            </w:pPr>
-            <w:r>
-              <w:rPr>
-                <w:rFonts w:ascii="Calibri" w:hAnsi="Calibri"/>
-                <w:sz w:val="20"/>
-              </w:rPr>
-              <w:t xml:space="default">1.000</w:t>
+              <w:t xml:space="default">0·69 to 4·43</w:t>
+            </w:r>
+          </w:p>
+        </w:tc>
+        <w:tc>
+          <w:tcPr>
+            <w:tcBorders>
+              <w:top w:val="single" w:space="0" w:color="D3D3D3"/>
+              <w:bottom w:val="single" w:space="0" w:color="D3D3D3"/>
+              <w:start w:val="single" w:space="0" w:color="D3D3D3"/>
+              <w:end w:val="single" w:space="0" w:color="D3D3D3"/>
+            </w:tcBorders>
+          </w:tcPr>
+          <w:p>
+            <w:pPr>
+              <w:spacing w:before="0" w:after="60"/>
+              <w:keepNext/>
+              <w:jc w:val="center"/>
+            </w:pPr>
+            <w:r>
+              <w:rPr>
+                <w:rFonts w:ascii="Calibri" w:hAnsi="Calibri"/>
+                <w:sz w:val="20"/>
+              </w:rPr>
+              <w:t xml:space="default">0·25</w:t>
+            </w:r>
+          </w:p>
+        </w:tc>
+        <w:tc>
+          <w:tcPr>
+            <w:tcBorders>
+              <w:top w:val="single" w:space="0" w:color="D3D3D3"/>
+              <w:bottom w:val="single" w:space="0" w:color="D3D3D3"/>
+              <w:start w:val="single" w:space="0" w:color="D3D3D3"/>
+              <w:end w:val="single" w:space="0" w:color="D3D3D3"/>
+            </w:tcBorders>
+          </w:tcPr>
+          <w:p>
+            <w:pPr>
+              <w:spacing w:before="0" w:after="60"/>
+              <w:keepNext/>
+              <w:jc w:val="center"/>
+            </w:pPr>
+            <w:r>
+              <w:rPr>
+                <w:rFonts w:ascii="Calibri" w:hAnsi="Calibri"/>
+                <w:sz w:val="20"/>
+              </w:rPr>
+              <w:t xml:space="default">1</w:t>
             </w:r>
           </w:p>
         </w:tc>
@@ -2049,55 +2049,55 @@
                 <w:rFonts w:ascii="Calibri" w:hAnsi="Calibri"/>
                 <w:sz w:val="20"/>
               </w:rPr>
-              <w:t xml:space="default">0·54, 1·21</w:t>
-            </w:r>
-          </w:p>
-        </w:tc>
-        <w:tc>
-          <w:tcPr>
-            <w:tcBorders>
-              <w:top w:val="single" w:space="0" w:color="D3D3D3"/>
-              <w:bottom w:val="single" w:space="0" w:color="D3D3D3"/>
-              <w:start w:val="single" w:space="0" w:color="D3D3D3"/>
-              <w:end w:val="single" w:space="0" w:color="D3D3D3"/>
-            </w:tcBorders>
-          </w:tcPr>
-          <w:p>
-            <w:pPr>
-              <w:spacing w:before="0" w:after="60"/>
-              <w:keepNext/>
-              <w:jc w:val="center"/>
-            </w:pPr>
-            <w:r>
-              <w:rPr>
-                <w:rFonts w:ascii="Calibri" w:hAnsi="Calibri"/>
-                <w:sz w:val="20"/>
-              </w:rPr>
-              <w:t xml:space="default">0.302</w:t>
-            </w:r>
-          </w:p>
-        </w:tc>
-        <w:tc>
-          <w:tcPr>
-            <w:tcBorders>
-              <w:top w:val="single" w:space="0" w:color="D3D3D3"/>
-              <w:bottom w:val="single" w:space="0" w:color="D3D3D3"/>
-              <w:start w:val="single" w:space="0" w:color="D3D3D3"/>
-              <w:end w:val="single" w:space="0" w:color="D3D3D3"/>
-            </w:tcBorders>
-          </w:tcPr>
-          <w:p>
-            <w:pPr>
-              <w:spacing w:before="0" w:after="60"/>
-              <w:keepNext/>
-              <w:jc w:val="center"/>
-            </w:pPr>
-            <w:r>
-              <w:rPr>
-                <w:rFonts w:ascii="Calibri" w:hAnsi="Calibri"/>
-                <w:sz w:val="20"/>
-              </w:rPr>
-              <w:t xml:space="default">1.000</w:t>
+              <w:t xml:space="default">0·54 to 1·21</w:t>
+            </w:r>
+          </w:p>
+        </w:tc>
+        <w:tc>
+          <w:tcPr>
+            <w:tcBorders>
+              <w:top w:val="single" w:space="0" w:color="D3D3D3"/>
+              <w:bottom w:val="single" w:space="0" w:color="D3D3D3"/>
+              <w:start w:val="single" w:space="0" w:color="D3D3D3"/>
+              <w:end w:val="single" w:space="0" w:color="D3D3D3"/>
+            </w:tcBorders>
+          </w:tcPr>
+          <w:p>
+            <w:pPr>
+              <w:spacing w:before="0" w:after="60"/>
+              <w:keepNext/>
+              <w:jc w:val="center"/>
+            </w:pPr>
+            <w:r>
+              <w:rPr>
+                <w:rFonts w:ascii="Calibri" w:hAnsi="Calibri"/>
+                <w:sz w:val="20"/>
+              </w:rPr>
+              <w:t xml:space="default">0·30</w:t>
+            </w:r>
+          </w:p>
+        </w:tc>
+        <w:tc>
+          <w:tcPr>
+            <w:tcBorders>
+              <w:top w:val="single" w:space="0" w:color="D3D3D3"/>
+              <w:bottom w:val="single" w:space="0" w:color="D3D3D3"/>
+              <w:start w:val="single" w:space="0" w:color="D3D3D3"/>
+              <w:end w:val="single" w:space="0" w:color="D3D3D3"/>
+            </w:tcBorders>
+          </w:tcPr>
+          <w:p>
+            <w:pPr>
+              <w:spacing w:before="0" w:after="60"/>
+              <w:keepNext/>
+              <w:jc w:val="center"/>
+            </w:pPr>
+            <w:r>
+              <w:rPr>
+                <w:rFonts w:ascii="Calibri" w:hAnsi="Calibri"/>
+                <w:sz w:val="20"/>
+              </w:rPr>
+              <w:t xml:space="default">1</w:t>
             </w:r>
           </w:p>
         </w:tc>

--- a/_tables/tbl-sec-lm-esiq-calc-total-child.docx
+++ b/_tables/tbl-sec-lm-esiq-calc-total-child.docx
@@ -782,7 +782,7 @@
                 <w:rFonts w:ascii="Calibri" w:hAnsi="Calibri"/>
                 <w:sz w:val="20"/>
               </w:rPr>
-              <w:t xml:space="default">    Contact (at least one conviction §176 ff StGB)</w:t>
+              <w:t xml:space="default">    Contact (at least one conviction GCC §176ff)</w:t>
             </w:r>
           </w:p>
         </w:tc>
@@ -931,7 +931,7 @@
                 <w:rFonts w:ascii="Calibri" w:hAnsi="Calibri"/>
                 <w:sz w:val="20"/>
               </w:rPr>
-              <w:t xml:space="default">    Non-contact (only §184b StGB)</w:t>
+              <w:t xml:space="default">    Non-contact (only GCC §184b)</w:t>
             </w:r>
           </w:p>
         </w:tc>

--- a/_tables/tbl-sec-lm-esiq-calc-total-child.docx
+++ b/_tables/tbl-sec-lm-esiq-calc-total-child.docx
@@ -782,7 +782,7 @@
                 <w:rFonts w:ascii="Calibri" w:hAnsi="Calibri"/>
                 <w:sz w:val="20"/>
               </w:rPr>
-              <w:t xml:space="default">    Contact (at least one conviction GCC §176ff)</w:t>
+              <w:t xml:space="default">    Contact (at least one conviction Section 176 GCC)</w:t>
             </w:r>
           </w:p>
         </w:tc>
@@ -931,7 +931,7 @@
                 <w:rFonts w:ascii="Calibri" w:hAnsi="Calibri"/>
                 <w:sz w:val="20"/>
               </w:rPr>
-              <w:t xml:space="default">    Non-contact (only GCC §184b)</w:t>
+              <w:t xml:space="default">    Non-contact (only Section 184b GCC)</w:t>
             </w:r>
           </w:p>
         </w:tc>
@@ -2253,10 +2253,10 @@
   <w:docDefaults>
     <w:rPrDefault>
       <w:rPr>
-        <w:rFonts w:asciiTheme="minorHAnsi" w:cstheme="minorBidi" w:eastAsiaTheme="minorHAnsi" w:hAnsiTheme="minorHAnsi"/>
+        <w:rFonts w:asciiTheme="minorHAnsi" w:cstheme="minorBidi" w:eastAsiaTheme="minorEastAsia" w:hAnsiTheme="minorHAnsi"/>
         <w:sz w:val="24"/>
         <w:szCs w:val="24"/>
-        <w:lang w:bidi="ar-SA" w:eastAsia="en-US" w:val="en-US"/>
+        <w:lang w:bidi="ar-SA" w:eastAsia="zh-CN" w:val="en-US"/>
       </w:rPr>
     </w:rPrDefault>
     <w:pPrDefault>
@@ -2797,13 +2797,6 @@
       </w:tblCellMar>
     </w:tblPr>
     <w:tblStylePr w:type="firstRow">
-      <w:tblPr>
-        <w:jc w:val="left"/>
-        <w:tblInd w:type="dxa" w:w="0"/>
-      </w:tblPr>
-      <w:trPr>
-        <w:jc w:val="left"/>
-      </w:trPr>
       <w:tcPr>
         <w:tcBorders>
           <w:bottom w:val="single"/>

--- a/_tables/tbl-sec-lm-esiq-calc-total-child.docx
+++ b/_tables/tbl-sec-lm-esiq-calc-total-child.docx
@@ -155,7 +155,7 @@
                 <w:rFonts w:ascii="Calibri" w:hAnsi="Calibri"/>
                 <w:sz w:val="20"/>
               </w:rPr>
-              <w:t xml:space="preserve">q</w:t>
+              <w:t xml:space="preserve">adjusted p</w:t>
             </w:r>
           </w:p>
         </w:tc>
